--- a/template/report 1/report.docx
+++ b/template/report 1/report.docx
@@ -227,7 +227,7 @@
               <a:graphicData uri="http://schemas.openxmlformats.org/drawingml/2006/picture">
                 <pic:pic>
                   <pic:nvPicPr>
-                    <pic:cNvPr descr="image/1.png" id="25" name="Picture"/>
+                    <pic:cNvPr descr="image1/1.png" id="25" name="Picture"/>
                     <pic:cNvPicPr>
                       <a:picLocks noChangeArrowheads="1" noChangeAspect="1"/>
                     </pic:cNvPicPr>
@@ -305,7 +305,7 @@
               <a:graphicData uri="http://schemas.openxmlformats.org/drawingml/2006/picture">
                 <pic:pic>
                   <pic:nvPicPr>
-                    <pic:cNvPr descr="image/2.png" id="28" name="Picture"/>
+                    <pic:cNvPr descr="image1/2.png" id="28" name="Picture"/>
                     <pic:cNvPicPr>
                       <a:picLocks noChangeArrowheads="1" noChangeAspect="1"/>
                     </pic:cNvPicPr>
@@ -368,7 +368,7 @@
               <a:graphicData uri="http://schemas.openxmlformats.org/drawingml/2006/picture">
                 <pic:pic>
                   <pic:nvPicPr>
-                    <pic:cNvPr descr="image/3.png" id="31" name="Picture"/>
+                    <pic:cNvPr descr="image1/3.png" id="31" name="Picture"/>
                     <pic:cNvPicPr>
                       <a:picLocks noChangeArrowheads="1" noChangeAspect="1"/>
                     </pic:cNvPicPr>
@@ -431,7 +431,7 @@
               <a:graphicData uri="http://schemas.openxmlformats.org/drawingml/2006/picture">
                 <pic:pic>
                   <pic:nvPicPr>
-                    <pic:cNvPr descr="image/4.png" id="34" name="Picture"/>
+                    <pic:cNvPr descr="image1/4.png" id="34" name="Picture"/>
                     <pic:cNvPicPr>
                       <a:picLocks noChangeArrowheads="1" noChangeAspect="1"/>
                     </pic:cNvPicPr>
@@ -494,7 +494,7 @@
               <a:graphicData uri="http://schemas.openxmlformats.org/drawingml/2006/picture">
                 <pic:pic>
                   <pic:nvPicPr>
-                    <pic:cNvPr descr="image/5.png" id="37" name="Picture"/>
+                    <pic:cNvPr descr="image1/5.png" id="37" name="Picture"/>
                     <pic:cNvPicPr>
                       <a:picLocks noChangeArrowheads="1" noChangeAspect="1"/>
                     </pic:cNvPicPr>
@@ -557,7 +557,7 @@
               <a:graphicData uri="http://schemas.openxmlformats.org/drawingml/2006/picture">
                 <pic:pic>
                   <pic:nvPicPr>
-                    <pic:cNvPr descr="image/6.png" id="40" name="Picture"/>
+                    <pic:cNvPr descr="image1/6.png" id="40" name="Picture"/>
                     <pic:cNvPicPr>
                       <a:picLocks noChangeArrowheads="1" noChangeAspect="1"/>
                     </pic:cNvPicPr>
@@ -620,7 +620,7 @@
               <a:graphicData uri="http://schemas.openxmlformats.org/drawingml/2006/picture">
                 <pic:pic>
                   <pic:nvPicPr>
-                    <pic:cNvPr descr="image/7.png" id="43" name="Picture"/>
+                    <pic:cNvPr descr="image1/7.png" id="43" name="Picture"/>
                     <pic:cNvPicPr>
                       <a:picLocks noChangeArrowheads="1" noChangeAspect="1"/>
                     </pic:cNvPicPr>
@@ -683,7 +683,7 @@
               <a:graphicData uri="http://schemas.openxmlformats.org/drawingml/2006/picture">
                 <pic:pic>
                   <pic:nvPicPr>
-                    <pic:cNvPr descr="image/8.png" id="46" name="Picture"/>
+                    <pic:cNvPr descr="image1/8.png" id="46" name="Picture"/>
                     <pic:cNvPicPr>
                       <a:picLocks noChangeArrowheads="1" noChangeAspect="1"/>
                     </pic:cNvPicPr>
@@ -738,7 +738,7 @@
               <a:graphicData uri="http://schemas.openxmlformats.org/drawingml/2006/picture">
                 <pic:pic>
                   <pic:nvPicPr>
-                    <pic:cNvPr descr="image/9.png" id="49" name="Picture"/>
+                    <pic:cNvPr descr="image1/9.png" id="49" name="Picture"/>
                     <pic:cNvPicPr>
                       <a:picLocks noChangeArrowheads="1" noChangeAspect="1"/>
                     </pic:cNvPicPr>
@@ -801,7 +801,7 @@
               <a:graphicData uri="http://schemas.openxmlformats.org/drawingml/2006/picture">
                 <pic:pic>
                   <pic:nvPicPr>
-                    <pic:cNvPr descr="image/10.png" id="52" name="Picture"/>
+                    <pic:cNvPr descr="image1/10.png" id="52" name="Picture"/>
                     <pic:cNvPicPr>
                       <a:picLocks noChangeArrowheads="1" noChangeAspect="1"/>
                     </pic:cNvPicPr>
@@ -864,7 +864,7 @@
               <a:graphicData uri="http://schemas.openxmlformats.org/drawingml/2006/picture">
                 <pic:pic>
                   <pic:nvPicPr>
-                    <pic:cNvPr descr="image/11.png" id="55" name="Picture"/>
+                    <pic:cNvPr descr="image1/11.png" id="55" name="Picture"/>
                     <pic:cNvPicPr>
                       <a:picLocks noChangeArrowheads="1" noChangeAspect="1"/>
                     </pic:cNvPicPr>
@@ -927,7 +927,7 @@
               <a:graphicData uri="http://schemas.openxmlformats.org/drawingml/2006/picture">
                 <pic:pic>
                   <pic:nvPicPr>
-                    <pic:cNvPr descr="image/12.png" id="58" name="Picture"/>
+                    <pic:cNvPr descr="image1/12.png" id="58" name="Picture"/>
                     <pic:cNvPicPr>
                       <a:picLocks noChangeArrowheads="1" noChangeAspect="1"/>
                     </pic:cNvPicPr>
@@ -990,7 +990,7 @@
               <a:graphicData uri="http://schemas.openxmlformats.org/drawingml/2006/picture">
                 <pic:pic>
                   <pic:nvPicPr>
-                    <pic:cNvPr descr="image/13.png" id="61" name="Picture"/>
+                    <pic:cNvPr descr="image1/13.png" id="61" name="Picture"/>
                     <pic:cNvPicPr>
                       <a:picLocks noChangeArrowheads="1" noChangeAspect="1"/>
                     </pic:cNvPicPr>
@@ -1053,7 +1053,7 @@
               <a:graphicData uri="http://schemas.openxmlformats.org/drawingml/2006/picture">
                 <pic:pic>
                   <pic:nvPicPr>
-                    <pic:cNvPr descr="image/14.png" id="64" name="Picture"/>
+                    <pic:cNvPr descr="image1/14.png" id="64" name="Picture"/>
                     <pic:cNvPicPr>
                       <a:picLocks noChangeArrowheads="1" noChangeAspect="1"/>
                     </pic:cNvPicPr>
@@ -1116,7 +1116,7 @@
               <a:graphicData uri="http://schemas.openxmlformats.org/drawingml/2006/picture">
                 <pic:pic>
                   <pic:nvPicPr>
-                    <pic:cNvPr descr="image/15.png" id="67" name="Picture"/>
+                    <pic:cNvPr descr="image1/15.png" id="67" name="Picture"/>
                     <pic:cNvPicPr>
                       <a:picLocks noChangeArrowheads="1" noChangeAspect="1"/>
                     </pic:cNvPicPr>
@@ -1179,7 +1179,7 @@
               <a:graphicData uri="http://schemas.openxmlformats.org/drawingml/2006/picture">
                 <pic:pic>
                   <pic:nvPicPr>
-                    <pic:cNvPr descr="image/16.png" id="70" name="Picture"/>
+                    <pic:cNvPr descr="image1/16.png" id="70" name="Picture"/>
                     <pic:cNvPicPr>
                       <a:picLocks noChangeArrowheads="1" noChangeAspect="1"/>
                     </pic:cNvPicPr>
@@ -1242,7 +1242,7 @@
               <a:graphicData uri="http://schemas.openxmlformats.org/drawingml/2006/picture">
                 <pic:pic>
                   <pic:nvPicPr>
-                    <pic:cNvPr descr="image/17.png" id="73" name="Picture"/>
+                    <pic:cNvPr descr="image1/17.png" id="73" name="Picture"/>
                     <pic:cNvPicPr>
                       <a:picLocks noChangeArrowheads="1" noChangeAspect="1"/>
                     </pic:cNvPicPr>
@@ -1305,7 +1305,7 @@
               <a:graphicData uri="http://schemas.openxmlformats.org/drawingml/2006/picture">
                 <pic:pic>
                   <pic:nvPicPr>
-                    <pic:cNvPr descr="image/18.png" id="76" name="Picture"/>
+                    <pic:cNvPr descr="image1/18.png" id="76" name="Picture"/>
                     <pic:cNvPicPr>
                       <a:picLocks noChangeArrowheads="1" noChangeAspect="1"/>
                     </pic:cNvPicPr>
@@ -1360,7 +1360,7 @@
               <a:graphicData uri="http://schemas.openxmlformats.org/drawingml/2006/picture">
                 <pic:pic>
                   <pic:nvPicPr>
-                    <pic:cNvPr descr="image/19.png" id="79" name="Picture"/>
+                    <pic:cNvPr descr="image1/19.png" id="79" name="Picture"/>
                     <pic:cNvPicPr>
                       <a:picLocks noChangeArrowheads="1" noChangeAspect="1"/>
                     </pic:cNvPicPr>
@@ -1423,7 +1423,7 @@
               <a:graphicData uri="http://schemas.openxmlformats.org/drawingml/2006/picture">
                 <pic:pic>
                   <pic:nvPicPr>
-                    <pic:cNvPr descr="image/20.png" id="82" name="Picture"/>
+                    <pic:cNvPr descr="image1/20.png" id="82" name="Picture"/>
                     <pic:cNvPicPr>
                       <a:picLocks noChangeArrowheads="1" noChangeAspect="1"/>
                     </pic:cNvPicPr>
@@ -1486,7 +1486,7 @@
               <a:graphicData uri="http://schemas.openxmlformats.org/drawingml/2006/picture">
                 <pic:pic>
                   <pic:nvPicPr>
-                    <pic:cNvPr descr="image/21.png" id="85" name="Picture"/>
+                    <pic:cNvPr descr="image1/21.png" id="85" name="Picture"/>
                     <pic:cNvPicPr>
                       <a:picLocks noChangeArrowheads="1" noChangeAspect="1"/>
                     </pic:cNvPicPr>
@@ -1589,7 +1589,7 @@
               <a:graphicData uri="http://schemas.openxmlformats.org/drawingml/2006/picture">
                 <pic:pic>
                   <pic:nvPicPr>
-                    <pic:cNvPr descr="image/23.png" id="88" name="Picture"/>
+                    <pic:cNvPr descr="image1/23.png" id="88" name="Picture"/>
                     <pic:cNvPicPr>
                       <a:picLocks noChangeArrowheads="1" noChangeAspect="1"/>
                     </pic:cNvPicPr>
@@ -1666,7 +1666,7 @@
               <a:graphicData uri="http://schemas.openxmlformats.org/drawingml/2006/picture">
                 <pic:pic>
                   <pic:nvPicPr>
-                    <pic:cNvPr descr="image/24.png" id="91" name="Picture"/>
+                    <pic:cNvPr descr="image1/24.png" id="91" name="Picture"/>
                     <pic:cNvPicPr>
                       <a:picLocks noChangeArrowheads="1" noChangeAspect="1"/>
                     </pic:cNvPicPr>
@@ -1729,7 +1729,7 @@
               <a:graphicData uri="http://schemas.openxmlformats.org/drawingml/2006/picture">
                 <pic:pic>
                   <pic:nvPicPr>
-                    <pic:cNvPr descr="image/25.png" id="94" name="Picture"/>
+                    <pic:cNvPr descr="image1/25.png" id="94" name="Picture"/>
                     <pic:cNvPicPr>
                       <a:picLocks noChangeArrowheads="1" noChangeAspect="1"/>
                     </pic:cNvPicPr>
@@ -1804,7 +1804,7 @@
               <a:graphicData uri="http://schemas.openxmlformats.org/drawingml/2006/picture">
                 <pic:pic>
                   <pic:nvPicPr>
-                    <pic:cNvPr descr="image/26.png" id="97" name="Picture"/>
+                    <pic:cNvPr descr="image1/26.png" id="97" name="Picture"/>
                     <pic:cNvPicPr>
                       <a:picLocks noChangeArrowheads="1" noChangeAspect="1"/>
                     </pic:cNvPicPr>
@@ -1968,7 +1968,7 @@
               <a:graphicData uri="http://schemas.openxmlformats.org/drawingml/2006/picture">
                 <pic:pic>
                   <pic:nvPicPr>
-                    <pic:cNvPr descr="image/27.png" id="100" name="Picture"/>
+                    <pic:cNvPr descr="image1/27.png" id="100" name="Picture"/>
                     <pic:cNvPicPr>
                       <a:picLocks noChangeArrowheads="1" noChangeAspect="1"/>
                     </pic:cNvPicPr>
@@ -2023,7 +2023,7 @@
               <a:graphicData uri="http://schemas.openxmlformats.org/drawingml/2006/picture">
                 <pic:pic>
                   <pic:nvPicPr>
-                    <pic:cNvPr descr="image/28.png" id="103" name="Picture"/>
+                    <pic:cNvPr descr="image1/28.png" id="103" name="Picture"/>
                     <pic:cNvPicPr>
                       <a:picLocks noChangeArrowheads="1" noChangeAspect="1"/>
                     </pic:cNvPicPr>
@@ -2086,7 +2086,7 @@
               <a:graphicData uri="http://schemas.openxmlformats.org/drawingml/2006/picture">
                 <pic:pic>
                   <pic:nvPicPr>
-                    <pic:cNvPr descr="image/29.png" id="106" name="Picture"/>
+                    <pic:cNvPr descr="image1/29.png" id="106" name="Picture"/>
                     <pic:cNvPicPr>
                       <a:picLocks noChangeArrowheads="1" noChangeAspect="1"/>
                     </pic:cNvPicPr>
@@ -2165,7 +2165,7 @@
               <a:graphicData uri="http://schemas.openxmlformats.org/drawingml/2006/picture">
                 <pic:pic>
                   <pic:nvPicPr>
-                    <pic:cNvPr descr="image/30.png" id="109" name="Picture"/>
+                    <pic:cNvPr descr="image1/30.png" id="109" name="Picture"/>
                     <pic:cNvPicPr>
                       <a:picLocks noChangeArrowheads="1" noChangeAspect="1"/>
                     </pic:cNvPicPr>
@@ -2283,7 +2283,7 @@
               <a:graphicData uri="http://schemas.openxmlformats.org/drawingml/2006/picture">
                 <pic:pic>
                   <pic:nvPicPr>
-                    <pic:cNvPr descr="image/31.png" id="112" name="Picture"/>
+                    <pic:cNvPr descr="image1/31.png" id="112" name="Picture"/>
                     <pic:cNvPicPr>
                       <a:picLocks noChangeArrowheads="1" noChangeAspect="1"/>
                     </pic:cNvPicPr>
@@ -2367,7 +2367,7 @@
               <a:graphicData uri="http://schemas.openxmlformats.org/drawingml/2006/picture">
                 <pic:pic>
                   <pic:nvPicPr>
-                    <pic:cNvPr descr="image/32.png" id="115" name="Picture"/>
+                    <pic:cNvPr descr="image1/32.png" id="115" name="Picture"/>
                     <pic:cNvPicPr>
                       <a:picLocks noChangeArrowheads="1" noChangeAspect="1"/>
                     </pic:cNvPicPr>
@@ -2422,7 +2422,7 @@
               <a:graphicData uri="http://schemas.openxmlformats.org/drawingml/2006/picture">
                 <pic:pic>
                   <pic:nvPicPr>
-                    <pic:cNvPr descr="image/33.png" id="118" name="Picture"/>
+                    <pic:cNvPr descr="image1/33.png" id="118" name="Picture"/>
                     <pic:cNvPicPr>
                       <a:picLocks noChangeArrowheads="1" noChangeAspect="1"/>
                     </pic:cNvPicPr>
